--- a/docs/A2_Informe_presencia_espanola_congresos_2001-2025.docx
+++ b/docs/A2_Informe_presencia_espanola_congresos_2001-2025.docx
@@ -39205,7 +39205,7 @@
           <w:lang w:val="es-ES"/>
         </w:rPr>
         <w:br/>
-        <w:t>|-- informe_presencia_espana_congresos_informatica_2026.pdf</w:t>
+        <w:t>|-- .gitignore</w:t>
       </w:r>
       <w:r>
         <w:rPr>
@@ -39326,6 +39326,16 @@
         </w:rPr>
         <w:br/>
         <w:t>|-- docs/</w:t>
+      </w:r>
+      <w:r>
+        <w:rPr>
+          <w:rFonts w:asciiTheme="minorHAnsi" w:hAnsiTheme="minorHAnsi" w:cstheme="minorHAnsi"/>
+          <w:sz w:val="18"/>
+          <w:szCs w:val="24"/>
+          <w:lang w:val="es-ES"/>
+        </w:rPr>
+        <w:br/>
+        <w:t>|-- figuras/</w:t>
       </w:r>
       <w:r>
         <w:rPr>
@@ -39962,7 +39972,64 @@
                 <w:szCs w:val="18"/>
                 <w:lang w:val="es-ES"/>
               </w:rPr>
-              <w:t>Documentación auxiliar y versión editable.</w:t>
+              <w:t xml:space="preserve">Informe final, demás documentos de la SCIE y documentación auxiliar</w:t>
+            </w:r>
+            <w:r>
+              <w:rPr>
+                <w:sz w:val="18"/>
+                <w:szCs w:val="18"/>
+                <w:lang w:val="es-ES"/>
+              </w:rPr>
+              <w:t xml:space="preserve">.</w:t>
+            </w:r>
+          </w:p>
+        </w:tc>
+      </w:tr>
+      <w:tr>
+        <w:trPr>
+          <w:jc w:val="center"/>
+        </w:trPr>
+        <w:tc>
+          <w:tcPr>
+            <w:tcW w:w="3338" w:type="dxa"/>
+          </w:tcPr>
+          <w:p>
+            <w:pPr>
+              <w:rPr>
+                <w:rFonts w:asciiTheme="minorHAnsi" w:hAnsiTheme="minorHAnsi" w:cstheme="minorHAnsi"/>
+                <w:sz w:val="18"/>
+                <w:szCs w:val="18"/>
+              </w:rPr>
+            </w:pPr>
+            <w:r>
+              <w:rPr>
+                <w:rFonts w:asciiTheme="minorHAnsi" w:hAnsiTheme="minorHAnsi" w:cstheme="minorHAnsi"/>
+                <w:sz w:val="18"/>
+                <w:szCs w:val="18"/>
+              </w:rPr>
+              <w:t>figuras/</w:t>
+            </w:r>
+          </w:p>
+        </w:tc>
+        <w:tc>
+          <w:tcPr>
+            <w:tcW w:w="6048" w:type="dxa"/>
+          </w:tcPr>
+          <w:p>
+            <w:pPr>
+              <w:rPr>
+                <w:sz w:val="18"/>
+                <w:szCs w:val="18"/>
+                <w:lang w:val="es-ES"/>
+              </w:rPr>
+            </w:pPr>
+            <w:r>
+              <w:rPr>
+                <w:sz w:val="18"/>
+                <w:szCs w:val="18"/>
+                <w:lang w:val="es-ES"/>
+              </w:rPr>
+              <w:t>Figuras del informe.</w:t>
             </w:r>
           </w:p>
         </w:tc>
@@ -40610,7 +40677,21 @@
                 <w:sz w:val="18"/>
                 <w:szCs w:val="18"/>
               </w:rPr>
-              <w:t>Resumen de ejecución extendida.</w:t>
+              <w:t xml:space="preserve">Resumen de ejecución </w:t>
+            </w:r>
+            <w:r>
+              <w:rPr>
+                <w:sz w:val="18"/>
+                <w:szCs w:val="18"/>
+              </w:rPr>
+              <w:t xml:space="preserve">extendida (.tsv si se ejecuta con bash)</w:t>
+            </w:r>
+            <w:r>
+              <w:rPr>
+                <w:sz w:val="18"/>
+                <w:szCs w:val="18"/>
+              </w:rPr>
+              <w:t xml:space="preserve">.</w:t>
             </w:r>
           </w:p>
         </w:tc>
@@ -40817,7 +40898,21 @@
           <w:color w:val="000000"/>
           <w:lang w:val="es-ES"/>
         </w:rPr>
-        <w:t xml:space="preserve"> ya consolidados. El PDF final del informe se conserva en la raíz del repositorio; la versión editable y documentación auxiliar se alojan en </w:t>
+        <w:t xml:space="preserve"> ya consolidados. El PDF final del </w:t>
+      </w:r>
+      <w:r>
+        <w:rPr>
+          <w:color w:val="000000"/>
+          <w:lang w:val="es-ES"/>
+        </w:rPr>
+        <w:t xml:space="preserve">informe, su versión editable, los demás documentos de la SCIE y la</w:t>
+      </w:r>
+      <w:r>
+        <w:rPr>
+          <w:color w:val="000000"/>
+          <w:lang w:val="es-ES"/>
+        </w:rPr>
+        <w:t xml:space="preserve"> documentación auxiliar se alojan en </w:t>
       </w:r>
       <w:r>
         <w:rPr>
@@ -53442,7 +53537,13 @@
           <w:rFonts w:asciiTheme="minorHAnsi" w:hAnsiTheme="minorHAnsi" w:cstheme="minorHAnsi"/>
         </w:rPr>
         <w:br/>
-        <w:t xml:space="preserve">      conclusion_*.txt</w:t>
+        <w:t xml:space="preserve">      </w:t>
+      </w:r>
+      <w:r>
+        <w:rPr>
+          <w:rFonts w:asciiTheme="minorHAnsi" w:hAnsiTheme="minorHAnsi" w:cstheme="minorHAnsi"/>
+        </w:rPr>
+        <w:t xml:space="preserve">conclusion_*.*</w:t>
       </w:r>
       <w:r>
         <w:rPr>
@@ -53725,7 +53826,14 @@
           <w:color w:val="000000"/>
           <w:lang w:val="es-ES"/>
         </w:rPr>
-        <w:t>. Los scripts opcionales no interrumpen la ejecución: si faltan metadatos institucionales, métricas de citas o posiciones de autoría, generan ficheros *_SKIPPED.txt y finalizan limpiamente.</w:t>
+        <w:t xml:space="preserve"> (PowerShell) o outputs_ext/run_all_ext_summary.tsv (bash)</w:t>
+      </w:r>
+      <w:r>
+        <w:rPr>
+          <w:color w:val="000000"/>
+          <w:lang w:val="es-ES"/>
+        </w:rPr>
+        <w:t xml:space="preserve">. Los scripts opcionales no interrumpen la ejecución: si faltan metadatos institucionales, métricas de citas o posiciones de autoría, generan ficheros *_SKIPPED.txt y finalizan limpiamente.</w:t>
       </w:r>
     </w:p>
     <w:p>
